--- a/backend/amcp_template.docx
+++ b/backend/amcp_template.docx
@@ -2,179 +2,435 @@
 <file path=word/document.xml><?xml version="1.0" encoding="utf-8"?>
 <w:document xmlns:wpc="http://schemas.microsoft.com/office/word/2010/wordprocessingCanvas" xmlns:mo="http://schemas.microsoft.com/office/mac/office/2008/main" xmlns:mc="http://schemas.openxmlformats.org/markup-compatibility/2006" xmlns:mv="urn:schemas-microsoft-com:mac:vml" xmlns:o="urn:schemas-microsoft-com:office:office" xmlns:r="http://schemas.openxmlformats.org/officeDocument/2006/relationships" xmlns:m="http://schemas.openxmlformats.org/officeDocument/2006/math" xmlns:v="urn:schemas-microsoft-com:vml" xmlns:wp14="http://schemas.microsoft.com/office/word/2010/wordprocessingDrawing" xmlns:wp="http://schemas.openxmlformats.org/drawingml/2006/wordprocessingDrawing" xmlns:w10="urn:schemas-microsoft-com:office:word" xmlns:w="http://schemas.openxmlformats.org/wordprocessingml/2006/main" xmlns:w14="http://schemas.microsoft.com/office/word/2010/wordml" xmlns:wpg="http://schemas.microsoft.com/office/word/2010/wordprocessingGroup" xmlns:wpi="http://schemas.microsoft.com/office/word/2010/wordprocessingInk" xmlns:wne="http://schemas.microsoft.com/office/word/2006/wordml" xmlns:wps="http://schemas.microsoft.com/office/word/2010/wordprocessingShape" mc:Ignorable="w14 wp14">
   <w:body>
+    <w:tbl>
+      <w:tblPr>
+        <w:tblW w:type="auto" w:w="0"/>
+        <w:jc w:val="center"/>
+        <w:tblLook w:firstColumn="1" w:firstRow="1" w:lastColumn="0" w:lastRow="0" w:noHBand="0" w:noVBand="1" w:val="04A0"/>
+        <w:tblBorders>
+          <w:top w:val="none"/>
+          <w:left w:val="none"/>
+          <w:bottom w:val="none"/>
+          <w:right w:val="none"/>
+          <w:insideH w:val="none"/>
+          <w:insideV w:val="none"/>
+        </w:tblBorders>
+      </w:tblPr>
+      <w:tblGrid>
+        <w:gridCol w:w="4500"/>
+        <w:gridCol w:w="4500"/>
+      </w:tblGrid>
+      <w:tr>
+        <w:trPr>
+          <w:trHeight w:val="15660"/>
+        </w:trPr>
+        <w:tc>
+          <w:tcPr>
+            <w:tcW w:type="dxa" w:w="360"/>
+            <w:tcW w:w="360" w:type="dxa"/>
+            <w:shd w:val="clear" w:color="auto" w:fill="878A8F"/>
+            <w:vAlign w:val="center"/>
+            <w:textDirection w:val="btLr"/>
+            <w:tcMar>
+              <w:top w:w="0" w:type="dxa"/>
+              <w:bottom w:w="0" w:type="dxa"/>
+              <w:left w:w="0" w:type="dxa"/>
+              <w:right w:w="0" w:type="dxa"/>
+            </w:tcMar>
+          </w:tcPr>
+          <w:p>
+            <w:pPr>
+              <w:jc w:val="center"/>
+            </w:pPr>
+            <w:r>
+              <w:rPr>
+                <w:rFonts w:ascii="Asap" w:hAnsi="Asap"/>
+                <w:b/>
+                <w:color w:val="FFFFFF"/>
+                <w:sz w:val="15"/>
+              </w:rPr>
+              <w:t>2024        30  4B         JMCP</w:t>
+            </w:r>
+          </w:p>
+        </w:tc>
+        <w:tc>
+          <w:tcPr>
+            <w:tcW w:type="dxa" w:w="11520"/>
+            <w:tcW w:w="11520" w:type="dxa"/>
+            <w:tcMar>
+              <w:top w:w="1152" w:type="dxa"/>
+              <w:bottom w:w="1152" w:type="dxa"/>
+              <w:left w:w="720" w:type="dxa"/>
+              <w:right w:w="720" w:type="dxa"/>
+            </w:tcMar>
+            <w:vAlign w:val="top"/>
+          </w:tcPr>
+          <w:p>
+            <w:r/>
+          </w:p>
+          <w:tbl>
+            <w:tblPr>
+              <w:tblW w:type="auto" w:w="0"/>
+              <w:jc w:val="center"/>
+              <w:tblLook w:firstColumn="1" w:firstRow="1" w:lastColumn="0" w:lastRow="0" w:noHBand="0" w:noVBand="1" w:val="04A0"/>
+              <w:tblBorders>
+                <w:top w:val="none"/>
+                <w:left w:val="none"/>
+                <w:bottom w:val="none"/>
+                <w:right w:val="none"/>
+                <w:insideH w:val="none"/>
+                <w:insideV w:val="none"/>
+              </w:tblBorders>
+            </w:tblPr>
+            <w:tblGrid>
+              <w:gridCol w:w="5760"/>
+              <w:gridCol w:w="5760"/>
+            </w:tblGrid>
+            <w:tr>
+              <w:trPr>
+                <w:trHeight w:val="1656"/>
+              </w:trPr>
+              <w:tc>
+                <w:tcPr>
+                  <w:tcW w:type="dxa" w:w="8280"/>
+                  <w:tcW w:w="8280" w:type="dxa"/>
+                  <w:vAlign w:val="center"/>
+                  <w:tcMar>
+                    <w:top w:w="0" w:type="dxa"/>
+                    <w:bottom w:w="0" w:type="dxa"/>
+                    <w:left w:w="0" w:type="dxa"/>
+                    <w:right w:w="0" w:type="dxa"/>
+                  </w:tcMar>
+                </w:tcPr>
+                <w:p>
+                  <w:pPr>
+                    <w:jc w:val="right"/>
+                  </w:pPr>
+                  <w:r>
+                    <w:rPr>
+                      <w:rFonts w:ascii="Asap" w:hAnsi="Asap"/>
+                      <w:color w:val="000000"/>
+                      <w:sz w:val="18"/>
+                    </w:rPr>
+                    <w:t>April 2024</w:t>
+                    <w:br/>
+                    <w:t>Volume 30 Number 4-b</w:t>
+                  </w:r>
+                </w:p>
+              </w:tc>
+              <w:tc>
+                <w:tcPr>
+                  <w:tcW w:type="dxa" w:w="1800"/>
+                  <w:tcW w:w="1800" w:type="dxa"/>
+                  <w:shd w:val="clear" w:color="auto" w:fill="6B146A"/>
+                  <w:vAlign w:val="center"/>
+                  <w:tcMar>
+                    <w:top w:w="40" w:type="dxa"/>
+                    <w:bottom w:w="40" w:type="dxa"/>
+                    <w:left w:w="40" w:type="dxa"/>
+                    <w:right w:w="40" w:type="dxa"/>
+                  </w:tcMar>
+                </w:tcPr>
+                <w:p>
+                  <w:pPr>
+                    <w:jc w:val="center"/>
+                  </w:pPr>
+                  <w:r>
+                    <w:rPr>
+                      <w:rFonts w:ascii="Asap" w:hAnsi="Asap"/>
+                      <w:b/>
+                      <w:color w:val="FFFFFF"/>
+                      <w:sz w:val="36"/>
+                    </w:rPr>
+                    <w:t>JMCP</w:t>
+                  </w:r>
+                </w:p>
+              </w:tc>
+            </w:tr>
+          </w:tbl>
+          <w:p/>
+          <w:p>
+            <w:pPr>
+              <w:spacing w:before="2160"/>
+            </w:pPr>
+          </w:p>
+          <w:p>
+            <w:pPr>
+              <w:spacing w:after="120"/>
+              <w:jc w:val="left"/>
+            </w:pPr>
+            <w:r>
+              <w:rPr>
+                <w:rFonts w:ascii="Asap" w:hAnsi="Asap"/>
+                <w:b/>
+                <w:color w:val="14377D"/>
+                <w:sz w:val="76"/>
+              </w:rPr>
+              <w:t>AMCP Format for Formulary</w:t>
+              <w:br/>
+              <w:t>Submissions 5.0</w:t>
+            </w:r>
+          </w:p>
+          <w:p>
+            <w:pPr>
+              <w:spacing w:after="480"/>
+              <w:jc w:val="left"/>
+            </w:pPr>
+            <w:r>
+              <w:rPr>
+                <w:rFonts w:ascii="Asap" w:hAnsi="Asap"/>
+                <w:i/>
+                <w:color w:val="14377D"/>
+                <w:sz w:val="29"/>
+              </w:rPr>
+              <w:t>jmcp.org</w:t>
+            </w:r>
+          </w:p>
+          <w:p>
+            <w:pPr>
+              <w:spacing w:after="960"/>
+              <w:jc w:val="left"/>
+            </w:pPr>
+            <w:r>
+              <w:rPr>
+                <w:rFonts w:ascii="Asap" w:hAnsi="Asap"/>
+                <w:color w:val="878A8F"/>
+                <w:sz w:val="44"/>
+              </w:rPr>
+              <w:t>Guidance on Submission of Pre-approval and Post-approval Clinical and Economic Information and Evidence</w:t>
+            </w:r>
+          </w:p>
+          <w:tbl>
+            <w:tblPr>
+              <w:tblW w:type="auto" w:w="0"/>
+              <w:jc w:val="left"/>
+              <w:tblLook w:firstColumn="1" w:firstRow="1" w:lastColumn="0" w:lastRow="0" w:noHBand="0" w:noVBand="1" w:val="04A0"/>
+              <w:tblBorders>
+                <w:top w:val="none"/>
+                <w:left w:val="none"/>
+                <w:bottom w:val="none"/>
+                <w:right w:val="none"/>
+                <w:insideH w:val="none"/>
+                <w:insideV w:val="none"/>
+              </w:tblBorders>
+            </w:tblPr>
+            <w:tblGrid>
+              <w:gridCol w:w="5760"/>
+              <w:gridCol w:w="5760"/>
+            </w:tblGrid>
+            <w:tr>
+              <w:trPr>
+                <w:trHeight w:val="360"/>
+              </w:trPr>
+              <w:tc>
+                <w:tcPr>
+                  <w:tcW w:type="dxa" w:w="2592"/>
+                  <w:tcW w:w="2592" w:type="dxa"/>
+                </w:tcPr>
+                <w:p>
+                  <w:pPr>
+                    <w:jc w:val="left"/>
+                  </w:pPr>
+                  <w:r>
+                    <w:rPr>
+                      <w:rFonts w:ascii="Asap" w:hAnsi="Asap"/>
+                      <w:b/>
+                      <w:color w:val="14377D"/>
+                      <w:sz w:val="24"/>
+                    </w:rPr>
+                    <w:t>Product:</w:t>
+                  </w:r>
+                </w:p>
+              </w:tc>
+              <w:tc>
+                <w:tcPr>
+                  <w:tcW w:type="dxa" w:w="7488"/>
+                  <w:tcW w:w="7488" w:type="dxa"/>
+                </w:tcPr>
+                <w:p>
+                  <w:pPr>
+                    <w:jc w:val="left"/>
+                  </w:pPr>
+                  <w:r>
+                    <w:rPr>
+                      <w:rFonts w:ascii="Asap" w:hAnsi="Asap"/>
+                      <w:color w:val="333333"/>
+                      <w:sz w:val="24"/>
+                    </w:rPr>
+                    <w:t>[BRAND_NAME] ([GENERIC_NAME])</w:t>
+                  </w:r>
+                </w:p>
+              </w:tc>
+            </w:tr>
+            <w:tr>
+              <w:trPr>
+                <w:trHeight w:val="360"/>
+              </w:trPr>
+              <w:tc>
+                <w:tcPr>
+                  <w:tcW w:type="dxa" w:w="2592"/>
+                  <w:tcW w:w="2592" w:type="dxa"/>
+                </w:tcPr>
+                <w:p>
+                  <w:pPr>
+                    <w:jc w:val="left"/>
+                  </w:pPr>
+                  <w:r>
+                    <w:rPr>
+                      <w:rFonts w:ascii="Asap" w:hAnsi="Asap"/>
+                      <w:b/>
+                      <w:color w:val="14377D"/>
+                      <w:sz w:val="24"/>
+                    </w:rPr>
+                    <w:t>Manufacturer:</w:t>
+                  </w:r>
+                </w:p>
+              </w:tc>
+              <w:tc>
+                <w:tcPr>
+                  <w:tcW w:type="dxa" w:w="7488"/>
+                  <w:tcW w:w="7488" w:type="dxa"/>
+                </w:tcPr>
+                <w:p>
+                  <w:pPr>
+                    <w:jc w:val="left"/>
+                  </w:pPr>
+                  <w:r>
+                    <w:rPr>
+                      <w:rFonts w:ascii="Asap" w:hAnsi="Asap"/>
+                      <w:color w:val="333333"/>
+                      <w:sz w:val="24"/>
+                    </w:rPr>
+                    <w:t>[MANUFACTURER]</w:t>
+                  </w:r>
+                </w:p>
+              </w:tc>
+            </w:tr>
+            <w:tr>
+              <w:trPr>
+                <w:trHeight w:val="360"/>
+              </w:trPr>
+              <w:tc>
+                <w:tcPr>
+                  <w:tcW w:type="dxa" w:w="2592"/>
+                  <w:tcW w:w="2592" w:type="dxa"/>
+                </w:tcPr>
+                <w:p>
+                  <w:pPr>
+                    <w:jc w:val="left"/>
+                  </w:pPr>
+                  <w:r>
+                    <w:rPr>
+                      <w:rFonts w:ascii="Asap" w:hAnsi="Asap"/>
+                      <w:b/>
+                      <w:color w:val="14377D"/>
+                      <w:sz w:val="24"/>
+                    </w:rPr>
+                    <w:t>Version:</w:t>
+                  </w:r>
+                </w:p>
+              </w:tc>
+              <w:tc>
+                <w:tcPr>
+                  <w:tcW w:type="dxa" w:w="7488"/>
+                  <w:tcW w:w="7488" w:type="dxa"/>
+                </w:tcPr>
+                <w:p>
+                  <w:pPr>
+                    <w:jc w:val="left"/>
+                  </w:pPr>
+                  <w:r>
+                    <w:rPr>
+                      <w:rFonts w:ascii="Asap" w:hAnsi="Asap"/>
+                      <w:color w:val="333333"/>
+                      <w:sz w:val="24"/>
+                    </w:rPr>
+                    <w:t>[VERSION_NUMBER]</w:t>
+                  </w:r>
+                </w:p>
+              </w:tc>
+            </w:tr>
+            <w:tr>
+              <w:trPr>
+                <w:trHeight w:val="360"/>
+              </w:trPr>
+              <w:tc>
+                <w:tcPr>
+                  <w:tcW w:type="dxa" w:w="2592"/>
+                  <w:tcW w:w="2592" w:type="dxa"/>
+                </w:tcPr>
+                <w:p>
+                  <w:pPr>
+                    <w:jc w:val="left"/>
+                  </w:pPr>
+                  <w:r>
+                    <w:rPr>
+                      <w:rFonts w:ascii="Asap" w:hAnsi="Asap"/>
+                      <w:b/>
+                      <w:color w:val="14377D"/>
+                      <w:sz w:val="24"/>
+                    </w:rPr>
+                    <w:t>Date:</w:t>
+                  </w:r>
+                </w:p>
+              </w:tc>
+              <w:tc>
+                <w:tcPr>
+                  <w:tcW w:type="dxa" w:w="7488"/>
+                  <w:tcW w:w="7488" w:type="dxa"/>
+                </w:tcPr>
+                <w:p>
+                  <w:pPr>
+                    <w:jc w:val="left"/>
+                  </w:pPr>
+                  <w:r>
+                    <w:rPr>
+                      <w:rFonts w:ascii="Asap" w:hAnsi="Asap"/>
+                      <w:color w:val="333333"/>
+                      <w:sz w:val="24"/>
+                    </w:rPr>
+                    <w:t>[COMPILATION_DATE]</w:t>
+                  </w:r>
+                </w:p>
+              </w:tc>
+            </w:tr>
+          </w:tbl>
+          <w:p/>
+          <w:p>
+            <w:pPr>
+              <w:spacing w:before="1440"/>
+            </w:pPr>
+          </w:p>
+          <w:p>
+            <w:pPr>
+              <w:jc w:val="left"/>
+            </w:pPr>
+            <w:r>
+              <w:rPr>
+                <w:rFonts w:ascii="Asap" w:hAnsi="Asap"/>
+                <w:color w:val="878A8F"/>
+                <w:sz w:val="15"/>
+              </w:rPr>
+              <w:t>Copyright © 2024 AMCP</w:t>
+            </w:r>
+          </w:p>
+        </w:tc>
+      </w:tr>
+    </w:tbl>
     <w:p>
       <w:pPr>
-        <w:spacing w:after="720"/>
-        <w:jc w:val="right"/>
+        <w:sectPr>
+          <w:headerReference w:type="even" r:id="rId9"/>
+          <w:headerReference w:type="default" r:id="rId10"/>
+          <w:footerReference w:type="even" r:id="rId11"/>
+          <w:footerReference w:type="default" r:id="rId12"/>
+          <w:pgSz w:w="11880" w:h="15660"/>
+          <w:pgMar w:top="0" w:right="0" w:bottom="0" w:left="0" w:header="720" w:footer="720" w:gutter="0"/>
+          <w:cols w:space="720"/>
+          <w:titlePg/>
+          <w:docGrid w:linePitch="360"/>
+        </w:sectPr>
       </w:pPr>
-      <w:r>
-        <w:rPr>
-          <w:rFonts w:ascii="Arial" w:hAnsi="Arial"/>
-          <w:b w:val="0"/>
-          <w:color w:val="000000"/>
-          <w:sz w:val="18"/>
-        </w:rPr>
-        <w:t>April 2024</w:t>
-        <w:br/>
-        <w:t>Volume 30 Number 4-b</w:t>
-      </w:r>
-    </w:p>
-    <w:p>
-      <w:pPr>
-        <w:spacing w:after="120"/>
-        <w:jc w:val="left"/>
-      </w:pPr>
-      <w:r>
-        <w:rPr>
-          <w:rFonts w:ascii="Arial" w:hAnsi="Arial"/>
-          <w:b/>
-          <w:color w:val="14377D"/>
-          <w:sz w:val="76"/>
-        </w:rPr>
-        <w:t>AMCP Format for Formulary</w:t>
-        <w:br/>
-        <w:t>Submissions 5.0</w:t>
-      </w:r>
-    </w:p>
-    <w:p>
-      <w:pPr>
-        <w:spacing w:after="480"/>
-        <w:jc w:val="left"/>
-      </w:pPr>
-      <w:r>
-        <w:rPr>
-          <w:rFonts w:ascii="Arial" w:hAnsi="Arial"/>
-          <w:i/>
-          <w:color w:val="14377D"/>
-          <w:sz w:val="29"/>
-        </w:rPr>
-        <w:t>jmcp.org</w:t>
-      </w:r>
-    </w:p>
-    <w:p>
-      <w:pPr>
-        <w:spacing w:after="960"/>
-        <w:jc w:val="left"/>
-      </w:pPr>
-      <w:r>
-        <w:rPr>
-          <w:rFonts w:ascii="Arial" w:hAnsi="Arial"/>
-          <w:color w:val="878A8F"/>
-          <w:sz w:val="44"/>
-        </w:rPr>
-        <w:t>Guidance on Submission of Pre-approval and Post-approval Clinical and Economic Information and Evidence</w:t>
-      </w:r>
-    </w:p>
-    <w:p>
-      <w:pPr>
-        <w:spacing w:after="120"/>
-        <w:jc w:val="left"/>
-      </w:pPr>
-      <w:r>
-        <w:rPr>
-          <w:rFonts w:ascii="Arial" w:hAnsi="Arial"/>
-          <w:b/>
-          <w:color w:val="14377D"/>
-          <w:sz w:val="24"/>
-        </w:rPr>
-        <w:t xml:space="preserve">Product: </w:t>
-      </w:r>
-      <w:r>
-        <w:rPr>
-          <w:rFonts w:ascii="Arial" w:hAnsi="Arial"/>
-          <w:color w:val="333333"/>
-          <w:sz w:val="24"/>
-        </w:rPr>
-        <w:t>[BRAND_NAME] ([GENERIC_NAME])</w:t>
-      </w:r>
-    </w:p>
-    <w:p>
-      <w:pPr>
-        <w:spacing w:after="120"/>
-        <w:jc w:val="left"/>
-      </w:pPr>
-      <w:r>
-        <w:rPr>
-          <w:rFonts w:ascii="Arial" w:hAnsi="Arial"/>
-          <w:b/>
-          <w:color w:val="14377D"/>
-          <w:sz w:val="24"/>
-        </w:rPr>
-        <w:t xml:space="preserve">Manufacturer: </w:t>
-      </w:r>
-      <w:r>
-        <w:rPr>
-          <w:rFonts w:ascii="Arial" w:hAnsi="Arial"/>
-          <w:color w:val="333333"/>
-          <w:sz w:val="24"/>
-        </w:rPr>
-        <w:t>[MANUFACTURER]</w:t>
-      </w:r>
-    </w:p>
-    <w:p>
-      <w:pPr>
-        <w:spacing w:after="120"/>
-        <w:jc w:val="left"/>
-      </w:pPr>
-      <w:r>
-        <w:rPr>
-          <w:rFonts w:ascii="Arial" w:hAnsi="Arial"/>
-          <w:b/>
-          <w:color w:val="14377D"/>
-          <w:sz w:val="24"/>
-        </w:rPr>
-        <w:t xml:space="preserve">Version: </w:t>
-      </w:r>
-      <w:r>
-        <w:rPr>
-          <w:rFonts w:ascii="Arial" w:hAnsi="Arial"/>
-          <w:color w:val="333333"/>
-          <w:sz w:val="24"/>
-        </w:rPr>
-        <w:t>[VERSION_NUMBER]</w:t>
-      </w:r>
-    </w:p>
-    <w:p>
-      <w:pPr>
-        <w:spacing w:after="120"/>
-        <w:jc w:val="left"/>
-      </w:pPr>
-      <w:r>
-        <w:rPr>
-          <w:rFonts w:ascii="Arial" w:hAnsi="Arial"/>
-          <w:b/>
-          <w:color w:val="14377D"/>
-          <w:sz w:val="24"/>
-        </w:rPr>
-        <w:t xml:space="preserve">Date: </w:t>
-      </w:r>
-      <w:r>
-        <w:rPr>
-          <w:rFonts w:ascii="Arial" w:hAnsi="Arial"/>
-          <w:color w:val="333333"/>
-          <w:sz w:val="24"/>
-        </w:rPr>
-        <w:t>[COMPILATION_DATE]</w:t>
-      </w:r>
-    </w:p>
-    <w:p>
-      <w:pPr>
-        <w:spacing w:before="1440"/>
-        <w:jc w:val="left"/>
-      </w:pPr>
-      <w:r>
-        <w:rPr>
-          <w:rFonts w:ascii="Arial" w:hAnsi="Arial"/>
-          <w:color w:val="878A8F"/>
-          <w:sz w:val="14"/>
-        </w:rPr>
-        <w:t>Copyright © 2024 AMCP</w:t>
-      </w:r>
-    </w:p>
-    <w:p>
-      <w:r>
-        <w:br w:type="page"/>
-      </w:r>
     </w:p>
     <w:p>
       <w:pPr>
@@ -182,7 +438,7 @@
       </w:pPr>
       <w:r>
         <w:rPr>
-          <w:rFonts w:ascii="Arial" w:hAnsi="Arial"/>
+          <w:rFonts w:ascii="Asap" w:hAnsi="Asap"/>
           <w:b/>
           <w:color w:val="14377D"/>
           <w:sz w:val="40"/>
@@ -202,9 +458,14 @@
       </w:r>
     </w:p>
     <w:p>
-      <w:r>
-        <w:br w:type="page"/>
-      </w:r>
+      <w:pPr>
+        <w:sectPr>
+          <w:pgSz w:w="11880" w:h="15660"/>
+          <w:pgMar w:top="1152" w:right="720" w:bottom="1152" w:left="720" w:header="720" w:footer="720" w:gutter="0"/>
+          <w:cols w:space="720" w:num="1"/>
+          <w:docGrid w:linePitch="360"/>
+        </w:sectPr>
+      </w:pPr>
     </w:p>
     <w:p>
       <w:r>
@@ -282,14 +543,9 @@
       </w:r>
     </w:p>
     <w:sectPr>
-      <w:headerReference w:type="even" r:id="rId9"/>
-      <w:headerReference w:type="default" r:id="rId10"/>
-      <w:footerReference w:type="even" r:id="rId11"/>
-      <w:footerReference w:type="default" r:id="rId12"/>
-      <w:pgSz w:w="12240" w:h="15840"/>
-      <w:pgMar w:top="1440" w:right="1152" w:bottom="1440" w:left="1152" w:header="720" w:footer="720" w:gutter="0"/>
-      <w:cols w:space="720"/>
-      <w:titlePg/>
+      <w:pgSz w:w="11880" w:h="15660"/>
+      <w:pgMar w:top="1152" w:right="720" w:bottom="1152" w:left="720" w:header="720" w:footer="720" w:gutter="0"/>
+      <w:cols w:space="360" w:num="2"/>
       <w:docGrid w:linePitch="360"/>
     </w:sectPr>
   </w:body>
@@ -301,26 +557,33 @@
   <w:p>
     <w:pPr>
       <w:pStyle w:val="Footer"/>
-      <w:tabs>
-        <w:tab w:val="right" w:pos="9085478400"/>
-      </w:tabs>
-    </w:pPr>
+      <w:jc w:val="left"/>
+    </w:pPr>
+    <w:r/>
     <w:r>
       <w:rPr>
-        <w:rFonts w:ascii="Arial" w:hAnsi="Arial"/>
-        <w:sz w:val="18"/>
-      </w:rPr>
-      <w:fldChar w:fldCharType="begin"/>
-      <w:instrText>PAGE</w:instrText>
-      <w:fldChar w:fldCharType="end"/>
+        <w:rFonts w:ascii="Asap" w:hAnsi="Asap"/>
+        <w:b/>
+        <w:color w:val="14377D"/>
+        <w:sz w:val="14"/>
+      </w:rPr>
+      <w:t>JMCP</w:t>
     </w:r>
     <w:r>
       <w:rPr>
-        <w:rFonts w:ascii="Arial" w:hAnsi="Arial"/>
-        <w:sz w:val="18"/>
-      </w:rPr>
-      <w:tab/>
-      <w:t>JMCP.org | April 2024 | Vol. 30, No. 4-b</w:t>
+        <w:rFonts w:ascii="Asap" w:hAnsi="Asap"/>
+        <w:color w:val="14377D"/>
+        <w:sz w:val="14"/>
+      </w:rPr>
+      <w:t>.org</w:t>
+    </w:r>
+    <w:r>
+      <w:rPr>
+        <w:rFonts w:ascii="Asap" w:hAnsi="Asap"/>
+        <w:color w:val="474C55"/>
+        <w:sz w:val="14"/>
+      </w:rPr>
+      <w:t xml:space="preserve"> | April 2024 | Vol. 30, No. 4-B</w:t>
     </w:r>
   </w:p>
 </w:ftr>
@@ -331,26 +594,33 @@
   <w:p>
     <w:pPr>
       <w:pStyle w:val="Footer"/>
-      <w:tabs>
-        <w:tab w:val="right" w:pos="9085478400"/>
-      </w:tabs>
-    </w:pPr>
+      <w:jc w:val="right"/>
+    </w:pPr>
+    <w:r/>
     <w:r>
       <w:rPr>
-        <w:rFonts w:ascii="Arial" w:hAnsi="Arial"/>
-        <w:sz w:val="18"/>
-      </w:rPr>
-      <w:t>JMCP.org | April 2024 | Vol. 30, No. 4-b</w:t>
-      <w:tab/>
+        <w:rFonts w:ascii="Asap" w:hAnsi="Asap"/>
+        <w:color w:val="474C55"/>
+        <w:sz w:val="14"/>
+      </w:rPr>
+      <w:t xml:space="preserve">Vol. 30, No. 4-b | April 2024 | </w:t>
     </w:r>
     <w:r>
       <w:rPr>
-        <w:rFonts w:ascii="Arial" w:hAnsi="Arial"/>
-        <w:sz w:val="18"/>
-      </w:rPr>
-      <w:fldChar w:fldCharType="begin"/>
-      <w:instrText>PAGE</w:instrText>
-      <w:fldChar w:fldCharType="end"/>
+        <w:rFonts w:ascii="Asap" w:hAnsi="Asap"/>
+        <w:b/>
+        <w:color w:val="14377D"/>
+        <w:sz w:val="14"/>
+      </w:rPr>
+      <w:t>JMCP</w:t>
+    </w:r>
+    <w:r>
+      <w:rPr>
+        <w:rFonts w:ascii="Asap" w:hAnsi="Asap"/>
+        <w:color w:val="14377D"/>
+        <w:sz w:val="14"/>
+      </w:rPr>
+      <w:t>.org</w:t>
     </w:r>
   </w:p>
 </w:ftr>
@@ -361,17 +631,171 @@
   <w:p>
     <w:pPr>
       <w:pStyle w:val="Header"/>
-      <w:jc w:val="left"/>
-    </w:pPr>
-    <w:r>
-      <w:rPr>
-        <w:rFonts w:ascii="Arial" w:hAnsi="Arial"/>
-        <w:color w:val="14377D"/>
-        <w:sz w:val="18"/>
-      </w:rPr>
-      <w:t>AMCP Format for Formulary Submissions 5.0</w:t>
-    </w:r>
+    </w:pPr>
+    <w:r/>
   </w:p>
+  <w:tbl>
+    <w:tblPr>
+      <w:tblW w:type="auto" w:w="0"/>
+      <w:jc w:val="center"/>
+      <w:tblLook w:firstColumn="1" w:firstRow="1" w:lastColumn="0" w:lastRow="0" w:noHBand="0" w:noVBand="1" w:val="04A0"/>
+      <w:tblBorders>
+        <w:top w:val="none"/>
+        <w:left w:val="none"/>
+        <w:bottom w:val="none"/>
+        <w:right w:val="none"/>
+        <w:insideH w:val="none"/>
+        <w:insideV w:val="none"/>
+      </w:tblBorders>
+    </w:tblPr>
+    <w:tblGrid>
+      <w:gridCol w:w="5220"/>
+      <w:gridCol w:w="5220"/>
+    </w:tblGrid>
+    <w:tr>
+      <w:trPr>
+        <w:trHeight w:val="432"/>
+      </w:trPr>
+      <w:tc>
+        <w:tcPr>
+          <w:tcW w:type="dxa" w:w="504"/>
+          <w:tcW w:w="503" w:type="dxa"/>
+          <w:shd w:val="clear" w:color="auto" w:fill="6B146A"/>
+          <w:vAlign w:val="center"/>
+          <w:tcMar>
+            <w:top w:w="40" w:type="dxa"/>
+            <w:bottom w:w="40" w:type="dxa"/>
+            <w:left w:w="40" w:type="dxa"/>
+            <w:right w:w="40" w:type="dxa"/>
+          </w:tcMar>
+        </w:tcPr>
+        <w:p>
+          <w:pPr>
+            <w:jc w:val="center"/>
+          </w:pPr>
+          <w:r>
+            <w:rPr>
+              <w:rFonts w:ascii="Asap" w:hAnsi="Asap"/>
+              <w:b/>
+              <w:color w:val="FFFFFF"/>
+              <w:sz w:val="18"/>
+            </w:rPr>
+            <w:fldChar w:fldCharType="begin"/>
+            <w:instrText>PAGE</w:instrText>
+            <w:fldChar w:fldCharType="end"/>
+          </w:r>
+        </w:p>
+      </w:tc>
+      <w:tc>
+        <w:tcPr>
+          <w:tcW w:type="dxa" w:w="9936"/>
+          <w:tcW w:w="9936" w:type="dxa"/>
+          <w:vAlign w:val="center"/>
+          <w:tcMar>
+            <w:top w:w="40" w:type="dxa"/>
+            <w:bottom w:w="40" w:type="dxa"/>
+            <w:left w:w="144" w:type="dxa"/>
+            <w:right w:w="40" w:type="dxa"/>
+          </w:tcMar>
+        </w:tcPr>
+        <w:p>
+          <w:pPr>
+            <w:jc w:val="left"/>
+          </w:pPr>
+          <w:r>
+            <w:rPr>
+              <w:rFonts w:ascii="Asap" w:hAnsi="Asap"/>
+              <w:b/>
+              <w:color w:val="474C55"/>
+              <w:sz w:val="18"/>
+            </w:rPr>
+            <w:t>AMCP FORMAT 5.0</w:t>
+          </w:r>
+        </w:p>
+      </w:tc>
+    </w:tr>
+  </w:tbl>
+  <w:tbl>
+    <w:tblPr>
+      <w:tblW w:type="auto" w:w="0"/>
+      <w:jc w:val="center"/>
+      <w:tblLook w:firstColumn="1" w:firstRow="1" w:lastColumn="0" w:lastRow="0" w:noHBand="0" w:noVBand="1" w:val="04A0"/>
+      <w:tblBorders>
+        <w:top w:val="none"/>
+        <w:left w:val="none"/>
+        <w:bottom w:val="none"/>
+        <w:right w:val="none"/>
+        <w:insideH w:val="none"/>
+        <w:insideV w:val="none"/>
+      </w:tblBorders>
+    </w:tblPr>
+    <w:tblGrid>
+      <w:gridCol w:w="5220"/>
+      <w:gridCol w:w="5220"/>
+    </w:tblGrid>
+    <w:tr>
+      <w:trPr>
+        <w:trHeight w:val="432"/>
+      </w:trPr>
+      <w:tc>
+        <w:tcPr>
+          <w:tcW w:type="dxa" w:w="504"/>
+          <w:tcW w:w="503" w:type="dxa"/>
+          <w:shd w:val="clear" w:color="auto" w:fill="6B146A"/>
+          <w:vAlign w:val="center"/>
+          <w:tcMar>
+            <w:top w:w="40" w:type="dxa"/>
+            <w:bottom w:w="40" w:type="dxa"/>
+            <w:left w:w="40" w:type="dxa"/>
+            <w:right w:w="40" w:type="dxa"/>
+          </w:tcMar>
+        </w:tcPr>
+        <w:p>
+          <w:pPr>
+            <w:jc w:val="center"/>
+          </w:pPr>
+          <w:r>
+            <w:rPr>
+              <w:rFonts w:ascii="Asap" w:hAnsi="Asap"/>
+              <w:b/>
+              <w:color w:val="FFFFFF"/>
+              <w:sz w:val="18"/>
+            </w:rPr>
+            <w:fldChar w:fldCharType="begin"/>
+            <w:instrText>PAGE</w:instrText>
+            <w:fldChar w:fldCharType="end"/>
+          </w:r>
+        </w:p>
+      </w:tc>
+      <w:tc>
+        <w:tcPr>
+          <w:tcW w:type="dxa" w:w="9936"/>
+          <w:tcW w:w="9936" w:type="dxa"/>
+          <w:vAlign w:val="center"/>
+          <w:tcMar>
+            <w:top w:w="40" w:type="dxa"/>
+            <w:bottom w:w="40" w:type="dxa"/>
+            <w:left w:w="144" w:type="dxa"/>
+            <w:right w:w="40" w:type="dxa"/>
+          </w:tcMar>
+        </w:tcPr>
+        <w:p>
+          <w:pPr>
+            <w:jc w:val="left"/>
+          </w:pPr>
+          <w:r>
+            <w:rPr>
+              <w:rFonts w:ascii="Asap" w:hAnsi="Asap"/>
+              <w:b/>
+              <w:color w:val="474C55"/>
+              <w:sz w:val="18"/>
+            </w:rPr>
+            <w:t>AMCP FORMAT 5.0</w:t>
+          </w:r>
+        </w:p>
+      </w:tc>
+    </w:tr>
+  </w:tbl>
 </w:hdr>
 </file>
 
@@ -380,17 +804,171 @@
   <w:p>
     <w:pPr>
       <w:pStyle w:val="Header"/>
-      <w:jc w:val="right"/>
-    </w:pPr>
-    <w:r>
-      <w:rPr>
-        <w:rFonts w:ascii="Arial" w:hAnsi="Arial"/>
-        <w:color w:val="14377D"/>
-        <w:sz w:val="18"/>
-      </w:rPr>
-      <w:t>AMCP Format for Formulary Submissions 5.0</w:t>
-    </w:r>
+    </w:pPr>
+    <w:r/>
   </w:p>
+  <w:tbl>
+    <w:tblPr>
+      <w:tblW w:type="auto" w:w="0"/>
+      <w:jc w:val="center"/>
+      <w:tblLook w:firstColumn="1" w:firstRow="1" w:lastColumn="0" w:lastRow="0" w:noHBand="0" w:noVBand="1" w:val="04A0"/>
+      <w:tblBorders>
+        <w:top w:val="none"/>
+        <w:left w:val="none"/>
+        <w:bottom w:val="none"/>
+        <w:right w:val="none"/>
+        <w:insideH w:val="none"/>
+        <w:insideV w:val="none"/>
+      </w:tblBorders>
+    </w:tblPr>
+    <w:tblGrid>
+      <w:gridCol w:w="5220"/>
+      <w:gridCol w:w="5220"/>
+    </w:tblGrid>
+    <w:tr>
+      <w:trPr>
+        <w:trHeight w:val="432"/>
+      </w:trPr>
+      <w:tc>
+        <w:tcPr>
+          <w:tcW w:type="dxa" w:w="9936"/>
+          <w:tcW w:w="9936" w:type="dxa"/>
+          <w:vAlign w:val="center"/>
+          <w:tcMar>
+            <w:top w:w="40" w:type="dxa"/>
+            <w:bottom w:w="40" w:type="dxa"/>
+            <w:left w:w="40" w:type="dxa"/>
+            <w:right w:w="144" w:type="dxa"/>
+          </w:tcMar>
+        </w:tcPr>
+        <w:p>
+          <w:pPr>
+            <w:jc w:val="right"/>
+          </w:pPr>
+          <w:r>
+            <w:rPr>
+              <w:rFonts w:ascii="Asap" w:hAnsi="Asap"/>
+              <w:b/>
+              <w:color w:val="474C55"/>
+              <w:sz w:val="18"/>
+            </w:rPr>
+            <w:t>AMCP FORMAT 5.0</w:t>
+          </w:r>
+        </w:p>
+      </w:tc>
+      <w:tc>
+        <w:tcPr>
+          <w:tcW w:type="dxa" w:w="504"/>
+          <w:tcW w:w="503" w:type="dxa"/>
+          <w:shd w:val="clear" w:color="auto" w:fill="6B146A"/>
+          <w:vAlign w:val="center"/>
+          <w:tcMar>
+            <w:top w:w="40" w:type="dxa"/>
+            <w:bottom w:w="40" w:type="dxa"/>
+            <w:left w:w="40" w:type="dxa"/>
+            <w:right w:w="40" w:type="dxa"/>
+          </w:tcMar>
+        </w:tcPr>
+        <w:p>
+          <w:pPr>
+            <w:jc w:val="center"/>
+          </w:pPr>
+          <w:r>
+            <w:rPr>
+              <w:rFonts w:ascii="Asap" w:hAnsi="Asap"/>
+              <w:b/>
+              <w:color w:val="FFFFFF"/>
+              <w:sz w:val="18"/>
+            </w:rPr>
+            <w:fldChar w:fldCharType="begin"/>
+            <w:instrText>PAGE</w:instrText>
+            <w:fldChar w:fldCharType="end"/>
+          </w:r>
+        </w:p>
+      </w:tc>
+    </w:tr>
+  </w:tbl>
+  <w:tbl>
+    <w:tblPr>
+      <w:tblW w:type="auto" w:w="0"/>
+      <w:jc w:val="center"/>
+      <w:tblLook w:firstColumn="1" w:firstRow="1" w:lastColumn="0" w:lastRow="0" w:noHBand="0" w:noVBand="1" w:val="04A0"/>
+      <w:tblBorders>
+        <w:top w:val="none"/>
+        <w:left w:val="none"/>
+        <w:bottom w:val="none"/>
+        <w:right w:val="none"/>
+        <w:insideH w:val="none"/>
+        <w:insideV w:val="none"/>
+      </w:tblBorders>
+    </w:tblPr>
+    <w:tblGrid>
+      <w:gridCol w:w="5220"/>
+      <w:gridCol w:w="5220"/>
+    </w:tblGrid>
+    <w:tr>
+      <w:trPr>
+        <w:trHeight w:val="432"/>
+      </w:trPr>
+      <w:tc>
+        <w:tcPr>
+          <w:tcW w:type="dxa" w:w="9936"/>
+          <w:tcW w:w="9936" w:type="dxa"/>
+          <w:vAlign w:val="center"/>
+          <w:tcMar>
+            <w:top w:w="40" w:type="dxa"/>
+            <w:bottom w:w="40" w:type="dxa"/>
+            <w:left w:w="40" w:type="dxa"/>
+            <w:right w:w="144" w:type="dxa"/>
+          </w:tcMar>
+        </w:tcPr>
+        <w:p>
+          <w:pPr>
+            <w:jc w:val="right"/>
+          </w:pPr>
+          <w:r>
+            <w:rPr>
+              <w:rFonts w:ascii="Asap" w:hAnsi="Asap"/>
+              <w:b/>
+              <w:color w:val="474C55"/>
+              <w:sz w:val="18"/>
+            </w:rPr>
+            <w:t>AMCP FORMAT 5.0</w:t>
+          </w:r>
+        </w:p>
+      </w:tc>
+      <w:tc>
+        <w:tcPr>
+          <w:tcW w:type="dxa" w:w="504"/>
+          <w:tcW w:w="503" w:type="dxa"/>
+          <w:shd w:val="clear" w:color="auto" w:fill="6B146A"/>
+          <w:vAlign w:val="center"/>
+          <w:tcMar>
+            <w:top w:w="40" w:type="dxa"/>
+            <w:bottom w:w="40" w:type="dxa"/>
+            <w:left w:w="40" w:type="dxa"/>
+            <w:right w:w="40" w:type="dxa"/>
+          </w:tcMar>
+        </w:tcPr>
+        <w:p>
+          <w:pPr>
+            <w:jc w:val="center"/>
+          </w:pPr>
+          <w:r>
+            <w:rPr>
+              <w:rFonts w:ascii="Asap" w:hAnsi="Asap"/>
+              <w:b/>
+              <w:color w:val="FFFFFF"/>
+              <w:sz w:val="18"/>
+            </w:rPr>
+            <w:fldChar w:fldCharType="begin"/>
+            <w:instrText>PAGE</w:instrText>
+            <w:fldChar w:fldCharType="end"/>
+          </w:r>
+        </w:p>
+      </w:tc>
+    </w:tr>
+  </w:tbl>
 </w:hdr>
 </file>
 
@@ -758,12 +1336,12 @@
     <w:qFormat/>
     <w:rsid w:val="00FC693F"/>
     <w:pPr>
-      <w:spacing w:line="276" w:lineRule="auto" w:after="200"/>
+      <w:spacing w:line="276" w:lineRule="auto" w:after="160"/>
     </w:pPr>
     <w:rPr>
-      <w:rFonts w:ascii="Arial" w:hAnsi="Arial"/>
-      <w:color w:val="333333"/>
-      <w:sz w:val="21"/>
+      <w:rFonts w:ascii="Lora" w:hAnsi="Lora"/>
+      <w:color w:val="000000"/>
+      <w:sz w:val="18"/>
     </w:rPr>
   </w:style>
   <w:style w:type="paragraph" w:styleId="Header">
@@ -821,15 +1399,15 @@
     <w:pPr>
       <w:keepNext/>
       <w:keepLines/>
-      <w:spacing w:before="480" w:after="0"/>
+      <w:spacing w:before="240" w:after="120"/>
       <w:outlineLvl w:val="0"/>
     </w:pPr>
     <w:rPr>
-      <w:rFonts w:asciiTheme="majorHAnsi" w:eastAsiaTheme="majorEastAsia" w:hAnsiTheme="majorHAnsi" w:cstheme="majorBidi"/>
+      <w:rFonts w:asciiTheme="majorHAnsi" w:eastAsiaTheme="majorEastAsia" w:hAnsiTheme="majorHAnsi" w:cstheme="majorBidi" w:ascii="Asap" w:hAnsi="Asap"/>
       <w:b/>
       <w:bCs/>
-      <w:color w:val="365F91" w:themeColor="accent1" w:themeShade="BF"/>
-      <w:sz w:val="28"/>
+      <w:color w:val="6B146A"/>
+      <w:sz w:val="32"/>
       <w:szCs w:val="28"/>
     </w:rPr>
   </w:style>
@@ -845,15 +1423,15 @@
     <w:pPr>
       <w:keepNext/>
       <w:keepLines/>
-      <w:spacing w:before="200" w:after="0"/>
+      <w:spacing w:before="200" w:after="80"/>
       <w:outlineLvl w:val="1"/>
     </w:pPr>
     <w:rPr>
-      <w:rFonts w:asciiTheme="majorHAnsi" w:eastAsiaTheme="majorEastAsia" w:hAnsiTheme="majorHAnsi" w:cstheme="majorBidi"/>
+      <w:rFonts w:asciiTheme="majorHAnsi" w:eastAsiaTheme="majorEastAsia" w:hAnsiTheme="majorHAnsi" w:cstheme="majorBidi" w:ascii="Asap" w:hAnsi="Asap"/>
       <w:b/>
       <w:bCs/>
-      <w:color w:val="4F81BD" w:themeColor="accent1"/>
-      <w:sz w:val="26"/>
+      <w:color w:val="14377D"/>
+      <w:sz w:val="24"/>
       <w:szCs w:val="26"/>
     </w:rPr>
   </w:style>
@@ -869,14 +1447,15 @@
     <w:pPr>
       <w:keepNext/>
       <w:keepLines/>
-      <w:spacing w:before="200" w:after="0"/>
+      <w:spacing w:before="160" w:after="40"/>
       <w:outlineLvl w:val="2"/>
     </w:pPr>
     <w:rPr>
-      <w:rFonts w:asciiTheme="majorHAnsi" w:eastAsiaTheme="majorEastAsia" w:hAnsiTheme="majorHAnsi" w:cstheme="majorBidi"/>
+      <w:rFonts w:asciiTheme="majorHAnsi" w:eastAsiaTheme="majorEastAsia" w:hAnsiTheme="majorHAnsi" w:cstheme="majorBidi" w:ascii="Asap" w:hAnsi="Asap"/>
       <w:b/>
       <w:bCs/>
-      <w:color w:val="4F81BD" w:themeColor="accent1"/>
+      <w:color w:val="14377D"/>
+      <w:sz w:val="20"/>
     </w:rPr>
   </w:style>
   <w:style w:type="paragraph" w:styleId="Heading4">
